--- a/Documents/Security_Requirements_Document_ESIMS.docx
+++ b/Documents/Security_Requirements_Document_ESIMS.docx
@@ -45,7 +45,7 @@
           <w:sz w:val="22"/>
           <w:szCs w:val="22"/>
         </w:rPr>
-        <w:t xml:space="preserve">Version 1.0  |  October 15, 2026</w:t>
+        <w:t>Version 1.0  |  October 19, 2026</w:t>
       </w:r>
     </w:p>
     <w:p>
@@ -100,7 +100,7 @@
           <w:sz w:val="22"/>
           <w:szCs w:val="22"/>
         </w:rPr>
-        <w:t xml:space="preserve">Software Requirements Specification, v1.0 (SRS): FR-5.x, NFR-4 to NFR-8, NFR-14 to NFR-16, assumptions A-1 to A-8.</w:t>
+        <w:t>Software Requirements Specification, v1.0 (SRS): FR-5.x, NFR-4 to NFR-8, NFR-14 to NFR-16, assumptions A-1 to A-12.</w:t>
       </w:r>
     </w:p>
     <w:p>
@@ -118,7 +118,7 @@
           <w:sz w:val="22"/>
           <w:szCs w:val="22"/>
         </w:rPr>
-        <w:t xml:space="preserve">Use Case Flow Document, v1.0: UC-01 to UC-19.</w:t>
+        <w:t>Use Case Flow Document, v1.0: UC-01 to UC-20.</w:t>
       </w:r>
     </w:p>
     <w:p>
@@ -154,7 +154,7 @@
           <w:sz w:val="22"/>
           <w:szCs w:val="22"/>
         </w:rPr>
-        <w:t xml:space="preserve">Test Plan Document: 216 test cases, including the role-based access, authentication and audit log cases.</w:t>
+        <w:t>Test Plan Document: 226 test cases (216 functional, 10 security), including the role-based access, authentication and audit log cases.</w:t>
       </w:r>
     </w:p>
     <w:p>
@@ -175,7 +175,7 @@
           <w:sz w:val="22"/>
           <w:szCs w:val="22"/>
         </w:rPr>
-        <w:t xml:space="preserve">Each requirement has a stable ID, a source, and a Basis. "Stated" means the project documents already require it; the requirement here makes it testable. "Derived" means the documents are silent and the requirement is proposed from the system's design, for the team to accept or reject. Derived items are listed again in Section 7 where they depend on a decision.</w:t>
+        <w:t>Each requirement has a stable ID, a source, and a Basis. "Stated" means the project documents already require it; the requirement here makes it testable. "Derived" means the documents are silent and the requirement is proposed from the system's design, for the team to accept or reject. The team reviewed the Derived items on October 19, 2026. Items marked "Derived - accepted" are in scope; items marked "Derived - out of scope" are not required for this project and are kept for reference only. Section 7 records the decisions.</w:t>
       </w:r>
     </w:p>
     <w:p>
@@ -1688,7 +1688,7 @@
                 <w:sz w:val="19"/>
                 <w:szCs w:val="19"/>
               </w:rPr>
-              <w:t xml:space="preserve">Derived</w:t>
+              <w:t>Stated</w:t>
             </w:r>
           </w:p>
         </w:tc>
@@ -1872,7 +1872,7 @@
                 <w:sz w:val="19"/>
                 <w:szCs w:val="19"/>
               </w:rPr>
-              <w:t xml:space="preserve">The system shall lock or throttle an account after repeated failed logins (default 5 consecutive failures, configurable). While locked, correct credentials shall also be refused until the lockout expires or an Admin unlocks the account.</w:t>
+              <w:t>The system shall lock an account after repeated failed logins (default: locked for 15 minutes after 5 consecutive failures, configurable). While locked, correct credentials shall also be refused until the lockout expires or an Admin unlocks the account.</w:t>
             </w:r>
           </w:p>
         </w:tc>
@@ -1901,7 +1901,7 @@
                 <w:sz w:val="19"/>
                 <w:szCs w:val="19"/>
               </w:rPr>
-              <w:t xml:space="preserve">UC-01 (3b), Test Plan</w:t>
+              <w:t>UC-01 (3a, 3b), SRS A-12, Test Plan</w:t>
             </w:r>
           </w:p>
         </w:tc>
@@ -2172,7 +2172,7 @@
                 <w:sz w:val="19"/>
                 <w:szCs w:val="19"/>
               </w:rPr>
-              <w:t xml:space="preserve">Derived</w:t>
+              <w:t>Derived - out of scope</w:t>
             </w:r>
           </w:p>
         </w:tc>
@@ -2638,7 +2638,7 @@
                 <w:sz w:val="19"/>
                 <w:szCs w:val="19"/>
               </w:rPr>
-              <w:t xml:space="preserve">Sessions shall expire after a configurable idle period and an absolute maximum lifetime. The user shall re-authenticate before the pending action proceeds.</w:t>
+              <w:t>Sessions shall expire after a configurable idle period (default 30 minutes) and an absolute maximum lifetime (default 12 hours). The user shall re-authenticate before the pending action proceeds.</w:t>
             </w:r>
           </w:p>
         </w:tc>
@@ -2667,7 +2667,7 @@
                 <w:sz w:val="19"/>
                 <w:szCs w:val="19"/>
               </w:rPr>
-              <w:t xml:space="preserve">NFR-6, Test Plan</w:t>
+              <w:t>NFR-6, SRS A-12, Test Plan</w:t>
             </w:r>
           </w:p>
         </w:tc>
@@ -2759,7 +2759,7 @@
                 <w:sz w:val="19"/>
                 <w:szCs w:val="19"/>
               </w:rPr>
-              <w:t xml:space="preserve">Logout shall invalidate the session on the server. A new session identifier shall be issued on login and on any role change.</w:t>
+              <w:t>Logout shall invalidate the session on the server. (Issuing a new session identifier on login and on role change is out of scope for this project.)</w:t>
             </w:r>
           </w:p>
         </w:tc>
@@ -2817,7 +2817,7 @@
                 <w:sz w:val="19"/>
                 <w:szCs w:val="19"/>
               </w:rPr>
-              <w:t xml:space="preserve">Derived</w:t>
+              <w:t>Stated</w:t>
             </w:r>
           </w:p>
         </w:tc>
@@ -2938,7 +2938,7 @@
                 <w:sz w:val="19"/>
                 <w:szCs w:val="19"/>
               </w:rPr>
-              <w:t xml:space="preserve">Derived</w:t>
+              <w:t>Derived - accepted</w:t>
             </w:r>
           </w:p>
         </w:tc>
@@ -3583,7 +3583,7 @@
                 <w:sz w:val="19"/>
                 <w:szCs w:val="19"/>
               </w:rPr>
-              <w:t xml:space="preserve">Derived</w:t>
+              <w:t>Derived - out of scope</w:t>
             </w:r>
           </w:p>
         </w:tc>
@@ -3646,7 +3646,7 @@
                 <w:sz w:val="19"/>
                 <w:szCs w:val="19"/>
               </w:rPr>
-              <w:t xml:space="preserve">Returns of sales older than 30 days shall require Manager approval, and the approval shall be logged with the approver identity.</w:t>
+              <w:t>Returns of sales older than 30 days shall require Manager approval, given by a Manager signing in on the cashier's screen (Manager override). The approval shall be logged with the approver identity.</w:t>
             </w:r>
           </w:p>
         </w:tc>
@@ -3675,7 +3675,7 @@
                 <w:sz w:val="19"/>
                 <w:szCs w:val="19"/>
               </w:rPr>
-              <w:t xml:space="preserve">SRS A-1, UC-14</w:t>
+              <w:t>SRS A-1, A-11, UC-14</w:t>
             </w:r>
           </w:p>
         </w:tc>
@@ -3888,7 +3888,7 @@
                 <w:sz w:val="19"/>
                 <w:szCs w:val="19"/>
               </w:rPr>
-              <w:t xml:space="preserve">Record-level scoping: if a user is assigned to specific store or warehouse locations, stock, sale and notification data shall be restricted to those locations.</w:t>
+              <w:t>Record-level scoping: each Staff and Cashier user is assigned to one store or warehouse location, and their stock, sale and notification data shall be restricted to that location. Manager and Admin see all locations.</w:t>
             </w:r>
           </w:p>
         </w:tc>
@@ -3917,7 +3917,7 @@
                 <w:sz w:val="19"/>
                 <w:szCs w:val="19"/>
               </w:rPr>
-              <w:t xml:space="preserve">A-6 (notifications only)</w:t>
+              <w:t>SRS A-9</w:t>
             </w:r>
           </w:p>
         </w:tc>
@@ -3946,7 +3946,7 @@
                 <w:sz w:val="19"/>
                 <w:szCs w:val="19"/>
               </w:rPr>
-              <w:t xml:space="preserve">Derived</w:t>
+              <w:t>Stated</w:t>
             </w:r>
           </w:p>
         </w:tc>
@@ -4712,7 +4712,7 @@
                 <w:sz w:val="19"/>
                 <w:szCs w:val="19"/>
               </w:rPr>
-              <w:t xml:space="preserve">Derived</w:t>
+              <w:t>Derived - out of scope</w:t>
             </w:r>
           </w:p>
         </w:tc>
@@ -4833,7 +4833,7 @@
                 <w:sz w:val="19"/>
                 <w:szCs w:val="19"/>
               </w:rPr>
-              <w:t xml:space="preserve">Derived</w:t>
+              <w:t>Derived - out of scope</w:t>
             </w:r>
           </w:p>
         </w:tc>
@@ -5115,7 +5115,7 @@
                 <w:sz w:val="19"/>
                 <w:szCs w:val="19"/>
               </w:rPr>
-              <w:t xml:space="preserve">Derived</w:t>
+              <w:t>Derived - out of scope</w:t>
             </w:r>
           </w:p>
         </w:tc>
@@ -5720,7 +5720,7 @@
                 <w:sz w:val="19"/>
                 <w:szCs w:val="19"/>
               </w:rPr>
-              <w:t xml:space="preserve">Derived</w:t>
+              <w:t>Derived - accepted</w:t>
             </w:r>
           </w:p>
         </w:tc>
@@ -5841,7 +5841,7 @@
                 <w:sz w:val="19"/>
                 <w:szCs w:val="19"/>
               </w:rPr>
-              <w:t xml:space="preserve">Derived</w:t>
+              <w:t>Derived - out of scope</w:t>
             </w:r>
           </w:p>
         </w:tc>
@@ -6244,7 +6244,7 @@
                 <w:sz w:val="19"/>
                 <w:szCs w:val="19"/>
               </w:rPr>
-              <w:t xml:space="preserve">Derived</w:t>
+              <w:t>Derived - accepted</w:t>
             </w:r>
           </w:p>
         </w:tc>
@@ -6365,7 +6365,7 @@
                 <w:sz w:val="19"/>
                 <w:szCs w:val="19"/>
               </w:rPr>
-              <w:t xml:space="preserve">Derived</w:t>
+              <w:t>Derived - accepted</w:t>
             </w:r>
           </w:p>
         </w:tc>
@@ -6486,7 +6486,7 @@
                 <w:sz w:val="19"/>
                 <w:szCs w:val="19"/>
               </w:rPr>
-              <w:t xml:space="preserve">Derived</w:t>
+              <w:t>Derived - out of scope</w:t>
             </w:r>
           </w:p>
         </w:tc>
@@ -6607,7 +6607,7 @@
                 <w:sz w:val="19"/>
                 <w:szCs w:val="19"/>
               </w:rPr>
-              <w:t xml:space="preserve">Derived</w:t>
+              <w:t>Derived - out of scope</w:t>
             </w:r>
           </w:p>
         </w:tc>
@@ -7010,7 +7010,7 @@
                 <w:sz w:val="19"/>
                 <w:szCs w:val="19"/>
               </w:rPr>
-              <w:t xml:space="preserve">Derived</w:t>
+              <w:t>Derived - out of scope</w:t>
             </w:r>
           </w:p>
         </w:tc>
@@ -7131,7 +7131,7 @@
                 <w:sz w:val="19"/>
                 <w:szCs w:val="19"/>
               </w:rPr>
-              <w:t xml:space="preserve">Derived</w:t>
+              <w:t>Derived - out of scope</w:t>
             </w:r>
           </w:p>
         </w:tc>
@@ -7252,7 +7252,7 @@
                 <w:sz w:val="19"/>
                 <w:szCs w:val="19"/>
               </w:rPr>
-              <w:t xml:space="preserve">Derived</w:t>
+              <w:t>Derived - out of scope</w:t>
             </w:r>
           </w:p>
         </w:tc>
@@ -7373,7 +7373,7 @@
                 <w:sz w:val="19"/>
                 <w:szCs w:val="19"/>
               </w:rPr>
-              <w:t xml:space="preserve">Derived</w:t>
+              <w:t>Derived - out of scope</w:t>
             </w:r>
           </w:p>
         </w:tc>
@@ -7494,7 +7494,7 @@
                 <w:sz w:val="19"/>
                 <w:szCs w:val="19"/>
               </w:rPr>
-              <w:t xml:space="preserve">Derived</w:t>
+              <w:t>Derived - out of scope</w:t>
             </w:r>
           </w:p>
         </w:tc>
@@ -7615,7 +7615,7 @@
                 <w:sz w:val="19"/>
                 <w:szCs w:val="19"/>
               </w:rPr>
-              <w:t xml:space="preserve">Derived</w:t>
+              <w:t>Derived - out of scope</w:t>
             </w:r>
           </w:p>
         </w:tc>
@@ -7644,7 +7644,7 @@
           <w:sz w:val="22"/>
           <w:szCs w:val="22"/>
         </w:rPr>
-        <w:t xml:space="preserve">Derived from SRS 2.3, the Use Case Flow Document and the access-denied cases in the Test Plan. This matrix is the reference for SEC-AZ-1 and SEC-AZ-2. Admin is shown with every permission because SRS 2.3 gives Admin full system access; see Section 7.</w:t>
+        <w:t>Derived from SRS 2.3, the Use Case Flow Document and the access-denied cases in the Test Plan. This matrix is the reference for SEC-AZ-1 and SEC-AZ-2. Admin is shown with every permission because SRS 2.3 gives Admin full system access (confirmed in Section 7). Staff and Cashier act only on their assigned location (SRS A-9).</w:t>
       </w:r>
     </w:p>
     <w:tbl>
@@ -8722,6 +8722,156 @@
                 <w:szCs w:val="19"/>
               </w:rPr>
               <w:t xml:space="preserve">No</w:t>
+            </w:r>
+          </w:p>
+        </w:tc>
+      </w:tr>
+      <w:tr>
+        <w:trPr>
+          <w:cantSplit/>
+        </w:trPr>
+        <w:tc>
+          <w:tcPr>
+            <w:tcW w:type="dxa" w:w="3746"/>
+            <w:tcBorders>
+              <w:top w:val="single" w:color="BFBFBF" w:sz="4"/>
+              <w:left w:val="single" w:color="BFBFBF" w:sz="4"/>
+              <w:bottom w:val="single" w:color="BFBFBF" w:sz="4"/>
+              <w:right w:val="single" w:color="BFBFBF" w:sz="4"/>
+            </w:tcBorders>
+            <w:tcMar>
+              <w:top w:type="dxa" w:w="60"/>
+              <w:left w:type="dxa" w:w="100"/>
+              <w:bottom w:type="dxa" w:w="60"/>
+              <w:right w:type="dxa" w:w="100"/>
+            </w:tcMar>
+          </w:tcPr>
+          <w:p>
+            <w:r>
+              <w:rPr>
+                <w:rFonts w:ascii="Calibri" w:cs="Calibri" w:eastAsia="Calibri" w:hAnsi="Calibri"/>
+                <w:b w:val="false"/>
+                <w:bCs w:val="false"/>
+                <w:sz w:val="19"/>
+                <w:szCs w:val="19"/>
+              </w:rPr>
+              <w:t>Transfer stock between locations</w:t>
+            </w:r>
+          </w:p>
+        </w:tc>
+        <w:tc>
+          <w:tcPr>
+            <w:tcW w:type="dxa" w:w="1500"/>
+            <w:tcBorders>
+              <w:top w:val="single" w:color="BFBFBF" w:sz="4"/>
+              <w:left w:val="single" w:color="BFBFBF" w:sz="4"/>
+              <w:bottom w:val="single" w:color="BFBFBF" w:sz="4"/>
+              <w:right w:val="single" w:color="BFBFBF" w:sz="4"/>
+            </w:tcBorders>
+            <w:tcMar>
+              <w:top w:type="dxa" w:w="60"/>
+              <w:left w:type="dxa" w:w="100"/>
+              <w:bottom w:type="dxa" w:w="60"/>
+              <w:right w:type="dxa" w:w="100"/>
+            </w:tcMar>
+          </w:tcPr>
+          <w:p>
+            <w:r>
+              <w:rPr>
+                <w:rFonts w:ascii="Calibri" w:cs="Calibri" w:eastAsia="Calibri" w:hAnsi="Calibri"/>
+                <w:b w:val="false"/>
+                <w:bCs w:val="false"/>
+                <w:sz w:val="19"/>
+                <w:szCs w:val="19"/>
+              </w:rPr>
+              <w:t>Yes</w:t>
+            </w:r>
+          </w:p>
+        </w:tc>
+        <w:tc>
+          <w:tcPr>
+            <w:tcW w:type="dxa" w:w="1500"/>
+            <w:tcBorders>
+              <w:top w:val="single" w:color="BFBFBF" w:sz="4"/>
+              <w:left w:val="single" w:color="BFBFBF" w:sz="4"/>
+              <w:bottom w:val="single" w:color="BFBFBF" w:sz="4"/>
+              <w:right w:val="single" w:color="BFBFBF" w:sz="4"/>
+            </w:tcBorders>
+            <w:tcMar>
+              <w:top w:type="dxa" w:w="60"/>
+              <w:left w:type="dxa" w:w="100"/>
+              <w:bottom w:type="dxa" w:w="60"/>
+              <w:right w:type="dxa" w:w="100"/>
+            </w:tcMar>
+          </w:tcPr>
+          <w:p>
+            <w:r>
+              <w:rPr>
+                <w:rFonts w:ascii="Calibri" w:cs="Calibri" w:eastAsia="Calibri" w:hAnsi="Calibri"/>
+                <w:b w:val="false"/>
+                <w:bCs w:val="false"/>
+                <w:sz w:val="19"/>
+                <w:szCs w:val="19"/>
+              </w:rPr>
+              <w:t>Yes</w:t>
+            </w:r>
+          </w:p>
+        </w:tc>
+        <w:tc>
+          <w:tcPr>
+            <w:tcW w:type="dxa" w:w="1500"/>
+            <w:tcBorders>
+              <w:top w:val="single" w:color="BFBFBF" w:sz="4"/>
+              <w:left w:val="single" w:color="BFBFBF" w:sz="4"/>
+              <w:bottom w:val="single" w:color="BFBFBF" w:sz="4"/>
+              <w:right w:val="single" w:color="BFBFBF" w:sz="4"/>
+            </w:tcBorders>
+            <w:tcMar>
+              <w:top w:type="dxa" w:w="60"/>
+              <w:left w:type="dxa" w:w="100"/>
+              <w:bottom w:type="dxa" w:w="60"/>
+              <w:right w:type="dxa" w:w="100"/>
+            </w:tcMar>
+          </w:tcPr>
+          <w:p>
+            <w:r>
+              <w:rPr>
+                <w:rFonts w:ascii="Calibri" w:cs="Calibri" w:eastAsia="Calibri" w:hAnsi="Calibri"/>
+                <w:b w:val="false"/>
+                <w:bCs w:val="false"/>
+                <w:sz w:val="19"/>
+                <w:szCs w:val="19"/>
+              </w:rPr>
+              <w:t>Yes</w:t>
+            </w:r>
+          </w:p>
+        </w:tc>
+        <w:tc>
+          <w:tcPr>
+            <w:tcW w:type="dxa" w:w="1500"/>
+            <w:tcBorders>
+              <w:top w:val="single" w:color="BFBFBF" w:sz="4"/>
+              <w:left w:val="single" w:color="BFBFBF" w:sz="4"/>
+              <w:bottom w:val="single" w:color="BFBFBF" w:sz="4"/>
+              <w:right w:val="single" w:color="BFBFBF" w:sz="4"/>
+            </w:tcBorders>
+            <w:tcMar>
+              <w:top w:type="dxa" w:w="60"/>
+              <w:left w:type="dxa" w:w="100"/>
+              <w:bottom w:type="dxa" w:w="60"/>
+              <w:right w:type="dxa" w:w="100"/>
+            </w:tcMar>
+          </w:tcPr>
+          <w:p>
+            <w:r>
+              <w:rPr>
+                <w:rFonts w:ascii="Calibri" w:cs="Calibri" w:eastAsia="Calibri" w:hAnsi="Calibri"/>
+                <w:b w:val="false"/>
+                <w:bCs w:val="false"/>
+                <w:sz w:val="19"/>
+                <w:szCs w:val="19"/>
+              </w:rPr>
+              <w:t>No</w:t>
             </w:r>
           </w:p>
         </w:tc>
@@ -10380,7 +10530,7 @@
                 <w:sz w:val="19"/>
                 <w:szCs w:val="19"/>
               </w:rPr>
-              <w:t xml:space="preserve">Derived requirements without test coverage</w:t>
+              <w:t>SEC-AUTH-2, SEC-SES-4, SEC-DAT-6, SEC-INP-2, SEC-INP-3</w:t>
             </w:r>
           </w:p>
         </w:tc>
@@ -10409,7 +10559,70 @@
                 <w:sz w:val="19"/>
                 <w:szCs w:val="19"/>
               </w:rPr>
-              <w:t xml:space="preserve">SEC-AUTH-6, SEC-SES-4, SEC-DAT-1, SEC-DAT-6, SEC-INP-2 to 5, SEC-OPS-1 to 6 have no cases in the current Test Plan and need new ones</w:t>
+              <w:t>Test Plan section 3.9: 10 SEC-* cases (hashing and salting, SQL injection, XSS, CSRF, secrets handling)</w:t>
+            </w:r>
+          </w:p>
+        </w:tc>
+      </w:tr>
+      <w:tr>
+        <w:trPr>
+          <w:cantSplit/>
+        </w:trPr>
+        <w:tc>
+          <w:tcPr>
+            <w:tcW w:type="dxa" w:w="3000"/>
+            <w:tcBorders>
+              <w:top w:val="single" w:color="BFBFBF" w:sz="4"/>
+              <w:left w:val="single" w:color="BFBFBF" w:sz="4"/>
+              <w:bottom w:val="single" w:color="BFBFBF" w:sz="4"/>
+              <w:right w:val="single" w:color="BFBFBF" w:sz="4"/>
+            </w:tcBorders>
+            <w:tcMar>
+              <w:top w:type="dxa" w:w="60"/>
+              <w:left w:type="dxa" w:w="100"/>
+              <w:bottom w:type="dxa" w:w="60"/>
+              <w:right w:type="dxa" w:w="100"/>
+            </w:tcMar>
+          </w:tcPr>
+          <w:p>
+            <w:r>
+              <w:rPr>
+                <w:rFonts w:ascii="Calibri" w:cs="Calibri" w:eastAsia="Calibri" w:hAnsi="Calibri"/>
+                <w:b w:val="false"/>
+                <w:bCs w:val="false"/>
+                <w:sz w:val="19"/>
+                <w:szCs w:val="19"/>
+              </w:rPr>
+              <w:t>"Derived - out of scope" requirements</w:t>
+            </w:r>
+          </w:p>
+        </w:tc>
+        <w:tc>
+          <w:tcPr>
+            <w:tcW w:type="dxa" w:w="6746"/>
+            <w:tcBorders>
+              <w:top w:val="single" w:color="BFBFBF" w:sz="4"/>
+              <w:left w:val="single" w:color="BFBFBF" w:sz="4"/>
+              <w:bottom w:val="single" w:color="BFBFBF" w:sz="4"/>
+              <w:right w:val="single" w:color="BFBFBF" w:sz="4"/>
+            </w:tcBorders>
+            <w:tcMar>
+              <w:top w:type="dxa" w:w="60"/>
+              <w:left w:type="dxa" w:w="100"/>
+              <w:bottom w:type="dxa" w:w="60"/>
+              <w:right w:type="dxa" w:w="100"/>
+            </w:tcMar>
+          </w:tcPr>
+          <w:p>
+            <w:r>
+              <w:rPr>
+                <w:rFonts w:ascii="Calibri" w:cs="Calibri" w:eastAsia="Calibri" w:hAnsi="Calibri"/>
+                <w:b w:val="false"/>
+                <w:bCs w:val="false"/>
+                <w:sz w:val="19"/>
+                <w:szCs w:val="19"/>
+              </w:rPr>
+              <w:t>No test cases; not required for this project</w:t>
             </w:r>
           </w:p>
         </w:tc>
@@ -10425,7 +10638,7 @@
         <w:pStyle w:val="Heading1"/>
       </w:pPr>
       <w:r>
-        <w:t xml:space="preserve">7. Open Issues and Assumptions</w:t>
+        <w:t>7. Decisions on Open Issues</w:t>
       </w:r>
     </w:p>
     <w:p>
@@ -10438,7 +10651,7 @@
           <w:sz w:val="22"/>
           <w:szCs w:val="22"/>
         </w:rPr>
-        <w:t xml:space="preserve">These points need a decision from the team before the requirements are final:</w:t>
+        <w:t>These points were open in the draft and were decided by the team on October 19, 2026:</w:t>
       </w:r>
     </w:p>
     <w:tbl>
@@ -10519,7 +10732,7 @@
                 <w:sz w:val="19"/>
                 <w:szCs w:val="19"/>
               </w:rPr>
-              <w:t xml:space="preserve">Issue</w:t>
+              <w:t>Decision</w:t>
             </w:r>
           </w:p>
         </w:tc>
@@ -10582,7 +10795,7 @@
                 <w:sz w:val="19"/>
                 <w:szCs w:val="19"/>
               </w:rPr>
-              <w:t xml:space="preserve">SRS and Test Plan give no numbers. Defaults here (5 failed attempts, configurable idle timeout) come from the test case wording and need confirmation.</w:t>
+              <w:t>Accounts lock for 15 minutes after 5 consecutive failed logins (an Admin can unlock earlier). Idle timeout is 30 minutes and the absolute session lifetime is 12 hours. All values are configurable (SRS A-12).</w:t>
             </w:r>
           </w:p>
         </w:tc>
@@ -10645,7 +10858,7 @@
                 <w:sz w:val="19"/>
                 <w:szCs w:val="19"/>
               </w:rPr>
-              <w:t xml:space="preserve">The SRS says only "stored encrypted". SEC-AUTH-2 and SEC-AUTH-6 are proposals.</w:t>
+              <w:t>Passwords are stored as salted one-way hashes (SEC-AUTH-2). The password policy in SEC-AUTH-6 is out of scope.</w:t>
             </w:r>
           </w:p>
         </w:tc>
@@ -10708,7 +10921,7 @@
                 <w:sz w:val="19"/>
                 <w:szCs w:val="19"/>
               </w:rPr>
-              <w:t xml:space="preserve">SRS 2.3 gives Admin full access, but the use case flow lists Manager only for variants, suppliers and PO creation, and Staff access to stock views is listed without Admin. The matrix assumes Admin has every permission.</w:t>
+              <w:t>Admin has every permission, as SRS 2.3 states. The use case documents draw only Admin's primary associations.</w:t>
             </w:r>
           </w:p>
         </w:tc>
@@ -10771,7 +10984,7 @@
                 <w:sz w:val="19"/>
                 <w:szCs w:val="19"/>
               </w:rPr>
-              <w:t xml:space="preserve">No requirement says whether users are limited to particular stores or warehouses. SEC-AZ-7 applies only if multi-store restriction is wanted.</w:t>
+              <w:t>Staff and Cashier users are tied to one location; Manager and Admin see all locations (SRS A-9). SEC-AZ-7 is now Stated.</w:t>
             </w:r>
           </w:p>
         </w:tc>
@@ -10834,7 +11047,7 @@
                 <w:sz w:val="19"/>
                 <w:szCs w:val="19"/>
               </w:rPr>
-              <w:t xml:space="preserve">The SRS permits standard cloud or on-premises hosting but sets no TLS, network or key-management requirement. SEC-DAT-1 and SEC-DAT-6 are proposed.</w:t>
+              <w:t>Secrets are kept out of source code (SEC-DAT-6, accepted). TLS and HSTS (SEC-DAT-1) are out of scope for the project build.</w:t>
             </w:r>
           </w:p>
         </w:tc>
@@ -10897,7 +11110,7 @@
                 <w:sz w:val="19"/>
                 <w:szCs w:val="19"/>
               </w:rPr>
-              <w:t xml:space="preserve">"Encrypted" passwords should read "hashed". Recommend correcting the SRS.</w:t>
+              <w:t>Corrected: NFR-6 now says passwords are stored as salted one-way hashes.</w:t>
             </w:r>
           </w:p>
         </w:tc>
@@ -10960,7 +11173,7 @@
                 <w:sz w:val="19"/>
                 <w:szCs w:val="19"/>
               </w:rPr>
-              <w:t xml:space="preserve">Intentionally unassigned (SRS A-8). No security requirement uses this ID.</w:t>
+              <w:t>Intentionally unassigned (SRS A-8). No security requirement uses this ID.</w:t>
             </w:r>
           </w:p>
         </w:tc>
@@ -11023,7 +11236,133 @@
                 <w:sz w:val="19"/>
                 <w:szCs w:val="19"/>
               </w:rPr>
-              <w:t xml:space="preserve">A-1 requires Manager approval for late returns, while A-5 lets Cashier process returns. The workflow for a Cashier to obtain approval is not defined.</w:t>
+              <w:t>A Manager approves late returns by signing in on the cashier's screen (Manager override), and the approver is logged (SRS A-11).</w:t>
+            </w:r>
+          </w:p>
+        </w:tc>
+      </w:tr>
+      <w:tr>
+        <w:trPr>
+          <w:cantSplit/>
+        </w:trPr>
+        <w:tc>
+          <w:tcPr>
+            <w:tcW w:type="dxa" w:w="2800"/>
+            <w:tcBorders>
+              <w:top w:val="single" w:color="BFBFBF" w:sz="4"/>
+              <w:left w:val="single" w:color="BFBFBF" w:sz="4"/>
+              <w:bottom w:val="single" w:color="BFBFBF" w:sz="4"/>
+              <w:right w:val="single" w:color="BFBFBF" w:sz="4"/>
+            </w:tcBorders>
+            <w:tcMar>
+              <w:top w:type="dxa" w:w="60"/>
+              <w:left w:type="dxa" w:w="100"/>
+              <w:bottom w:type="dxa" w:w="60"/>
+              <w:right w:type="dxa" w:w="100"/>
+            </w:tcMar>
+          </w:tcPr>
+          <w:p>
+            <w:r>
+              <w:rPr>
+                <w:rFonts w:ascii="Calibri" w:cs="Calibri" w:eastAsia="Calibri" w:hAnsi="Calibri"/>
+                <w:b w:val="false"/>
+                <w:bCs w:val="false"/>
+                <w:sz w:val="19"/>
+                <w:szCs w:val="19"/>
+              </w:rPr>
+              <w:t>Derived requirements</w:t>
+            </w:r>
+          </w:p>
+        </w:tc>
+        <w:tc>
+          <w:tcPr>
+            <w:tcW w:type="dxa" w:w="6946"/>
+            <w:tcBorders>
+              <w:top w:val="single" w:color="BFBFBF" w:sz="4"/>
+              <w:left w:val="single" w:color="BFBFBF" w:sz="4"/>
+              <w:bottom w:val="single" w:color="BFBFBF" w:sz="4"/>
+              <w:right w:val="single" w:color="BFBFBF" w:sz="4"/>
+            </w:tcBorders>
+            <w:tcMar>
+              <w:top w:type="dxa" w:w="60"/>
+              <w:left w:type="dxa" w:w="100"/>
+              <w:bottom w:type="dxa" w:w="60"/>
+              <w:right w:type="dxa" w:w="100"/>
+            </w:tcMar>
+          </w:tcPr>
+          <w:p>
+            <w:r>
+              <w:rPr>
+                <w:rFonts w:ascii="Calibri" w:cs="Calibri" w:eastAsia="Calibri" w:hAnsi="Calibri"/>
+                <w:b w:val="false"/>
+                <w:bCs w:val="false"/>
+                <w:sz w:val="19"/>
+                <w:szCs w:val="19"/>
+              </w:rPr>
+              <w:t>Accepted: SEC-SES-4, SEC-DAT-6, SEC-INP-2 and SEC-INP-3, plus SEC-AUTH-2 (now Stated). These are tracked in the backlog and in Test Plan section 3.9. All other Derived requirements are out of scope.</w:t>
+            </w:r>
+          </w:p>
+        </w:tc>
+      </w:tr>
+      <w:tr>
+        <w:trPr>
+          <w:cantSplit/>
+        </w:trPr>
+        <w:tc>
+          <w:tcPr>
+            <w:tcW w:type="dxa" w:w="2800"/>
+            <w:tcBorders>
+              <w:top w:val="single" w:color="BFBFBF" w:sz="4"/>
+              <w:left w:val="single" w:color="BFBFBF" w:sz="4"/>
+              <w:bottom w:val="single" w:color="BFBFBF" w:sz="4"/>
+              <w:right w:val="single" w:color="BFBFBF" w:sz="4"/>
+            </w:tcBorders>
+            <w:tcMar>
+              <w:top w:type="dxa" w:w="60"/>
+              <w:left w:type="dxa" w:w="100"/>
+              <w:bottom w:type="dxa" w:w="60"/>
+              <w:right w:type="dxa" w:w="100"/>
+            </w:tcMar>
+          </w:tcPr>
+          <w:p>
+            <w:r>
+              <w:rPr>
+                <w:rFonts w:ascii="Calibri" w:cs="Calibri" w:eastAsia="Calibri" w:hAnsi="Calibri"/>
+                <w:b w:val="false"/>
+                <w:bCs w:val="false"/>
+                <w:sz w:val="19"/>
+                <w:szCs w:val="19"/>
+              </w:rPr>
+              <w:t>Stock transfer permission</w:t>
+            </w:r>
+          </w:p>
+        </w:tc>
+        <w:tc>
+          <w:tcPr>
+            <w:tcW w:type="dxa" w:w="6946"/>
+            <w:tcBorders>
+              <w:top w:val="single" w:color="BFBFBF" w:sz="4"/>
+              <w:left w:val="single" w:color="BFBFBF" w:sz="4"/>
+              <w:bottom w:val="single" w:color="BFBFBF" w:sz="4"/>
+              <w:right w:val="single" w:color="BFBFBF" w:sz="4"/>
+            </w:tcBorders>
+            <w:tcMar>
+              <w:top w:type="dxa" w:w="60"/>
+              <w:left w:type="dxa" w:w="100"/>
+              <w:bottom w:type="dxa" w:w="60"/>
+              <w:right w:type="dxa" w:w="100"/>
+            </w:tcMar>
+          </w:tcPr>
+          <w:p>
+            <w:r>
+              <w:rPr>
+                <w:rFonts w:ascii="Calibri" w:cs="Calibri" w:eastAsia="Calibri" w:hAnsi="Calibri"/>
+                <w:b w:val="false"/>
+                <w:bCs w:val="false"/>
+                <w:sz w:val="19"/>
+                <w:szCs w:val="19"/>
+              </w:rPr>
+              <w:t>Staff, Manager and Admin may transfer stock between locations; Cashier may not (SRS A-10). Added to the permission matrix.</w:t>
             </w:r>
           </w:p>
         </w:tc>
